--- a/Documents/DeployedController.docx
+++ b/Documents/DeployedController.docx
@@ -78,14 +78,12 @@
     </w:p>
     <w:p>
       <w:r>
-        <w:t>Inside, it builds the 8-feature state vector by assembling those four measurements with the previous phi values and the voltage product ratio V1·V2/V²nom. It normalises the vector using the training statistics, appends it to the rolling buffer, drops the oldest entry so the buffer stays at exactly 20 steps, then passes the whole buffer through the Transformer in a single forward pass. The output phi3 is clamped to the ascending branch range [0.05, 1.50] rad before being returned.</w:t>
+        <w:t>Inside, it builds the 8-feature state vector by assembling those four measurements with the previous phi values and the voltage product ratio V1·V2/V²nom. It normalises the vector using the training statistics, appends it to the rolling buffer, drops the oldest entry so the buffer stays at exactly 20 steps, then passes the whole buffer through the Transformer in a single forward pass. The output angles are clamped to their valid hardware ranges: phi1 and phi2 to [2.042, 3.110] rad (PHI12_MIN to PHI12_MAX), and phi3 to [0.02, 1.50] rad (PHI_MIN to PHI3_MAX) before being returned.</w:t>
       </w:r>
     </w:p>
     <w:p>
       <w:r>
         <w:t xml:space="preserve">The optional verify_physics=True argument tells it to also run the DABPhysics simulator on the predicted phase shifts — computing actual power, RMS current, ZVS status, and power error percentage. This is useful for monitoring and logging during commissioning but adds </w:t>
-      </w:r>
-      <w:r>
         <w:lastRenderedPageBreak/>
         <w:t>about 2ms of overhead per call, so you disable it in a tight real-time loop once you are confident the system is working correctly.</w:t>
       </w:r>
@@ -141,7 +139,7 @@
     </w:p>
     <w:p>
       <w:r>
-        <w:t>Converts phi1 from radians to duty cycle percentage using phi1 / π × 100. Since phi1 is fixed at 0.95π throughout this model, this always returns 95.0%. You use this to set the inner pulse width of both H-bridges, which stays constant while phi3 controls power delivery. On a TI C2000 this maps to the CMPA register of the ePWM module.</w:t>
+        <w:t>Converts phi1 from radians to duty cycle percentage using phi1 / π × 100. You use this to convert phi1 (predicted by the PITNN each cycle in the range [2.042, 3.110] rad) to primary bridge inner duty cycle percentage. The value varies with load, typically around 70–99%. Apply the same conversion to phi2 for the secondary bridge. On a TI C2000 this maps to the CMPA register of the ePWM module.</w:t>
       </w:r>
     </w:p>
     <w:p>
@@ -196,8 +194,6 @@
     <w:p>
       <w:r>
         <w:t xml:space="preserve">Creates the outer proportional-integral controller that generates the Pref power reference from the output voltage error. This corresponds to the paper's Section III, Equations 21 and 22. The parameters you set here are Vref (target output voltage in volts), Kp (proportional </w:t>
-      </w:r>
-      <w:r>
         <w:lastRenderedPageBreak/>
         <w:t>gain), Ki (integral gain), Pref_min and Pref_max (power reference limits in watts), and how frequently it updates — defaulting to every 10 switching cycles. The integral accumulator is initialised to zero and an anti-windup clamp is applied to prevent the integral from growing unbounded during startup or fault conditions.</w:t>
       </w:r>
@@ -308,8 +304,6 @@
     <w:p>
       <w:r>
         <w:t xml:space="preserve">Call this after each ctrl.step() call, before applying the phase shifts to the gate drive. It verifies that phi3 is within the valid ascending-branch range [PHI_MIN, PHI3_MAX]. If it falls outside — which should not happen under normal operation since the model output is hard-bounded by the sigmoid — it clamps the value, increments the fault counter, and </w:t>
-      </w:r>
-      <w:r>
         <w:lastRenderedPageBreak/>
         <w:t>returns False so your code can log the event. This is a final backstop that ensures no out-of-range value ever reaches the PWM hardware.</w:t>
       </w:r>
@@ -409,91 +403,150 @@
           <w:bCs/>
         </w:rPr>
       </w:pPr>
-      <w:r>
-        <w:rPr>
-          <w:b/>
-          <w:bCs/>
-        </w:rPr>
+    </w:p>
+    <w:p>
+      <w:pPr>
+        <w:rPr>
+          <w:b/>
+          <w:bCs/>
+        </w:rPr>
+      </w:pPr>
+      <w:r>
+        <w:rPr>
+          <w:b/>
+          <w:bCs/>
+        </w:rPr>
+        <w:lastRenderedPageBreak/>
         <w:t>run_closed_loop() — Mode 4, Full System Simulation</w:t>
       </w:r>
     </w:p>
     <w:p>
       <w:r>
+        <w:t>The most complete demonstration mode. It connects the outer PI voltage controller to the PITNN inner modulation layer with the DABPhysics model acting as the plant — a simple capacitor-resistor load model updates V2 each cycle based on the power computed by the physics simulator. This reproduces the full closed-loop control architecture from the paper's Section III and lets you observe how V2 converges toward Vref over time, how the power reference ramps up as the voltage error closes, and whether ZVS is maintained throughout the transient. The printed table every 50 cycles shows Pref, phi3, actual delivered power, V2 voltage, and voltage error, giving a clear picture of the transient and steady-state behaviour before you connect real hardware.</w:t>
+      </w:r>
+    </w:p>
+    <w:p/>
+    <w:p>
+      <w:pPr>
+        <w:rPr>
+          <w:b/>
+          <w:bCs/>
+        </w:rPr>
+      </w:pPr>
+      <w:r>
+        <w:rPr>
+          <w:b/>
+          <w:bCs/>
+        </w:rPr>
+        <w:t>What Each Exported File Contains</w:t>
+      </w:r>
+    </w:p>
+    <w:p>
+      <w:r>
+        <w:rPr>
+          <w:b/>
+          <w:bCs/>
+        </w:rPr>
+        <w:t>pitnn_scripted.pt</w:t>
+      </w:r>
+      <w:r>
+        <w:t xml:space="preserve"> — The complete trained PITNN frozen as a TorchScript program. It contains the model architecture, all 564,609 trained weights, and the computation graph compiled into a format that runs without pitnn_dab.py being present. Think of it as a self-contained black box: input goes in, phase shifts come out.</w:t>
+      </w:r>
+    </w:p>
+    <w:p>
+      <w:r>
+        <w:rPr>
+          <w:b/>
+          <w:bCs/>
+        </w:rPr>
+        <w:t>pitnn_mu.npy</w:t>
+      </w:r>
+      <w:r>
+        <w:t xml:space="preserve"> — An array of 8 numbers, one mean value per input feature. Every sensor reading must have its corresponding mean subtracted before being fed into the model, exactly as the training data was normalised.</w:t>
+      </w:r>
+    </w:p>
+    <w:p>
+      <w:r>
+        <w:rPr>
+          <w:b/>
+          <w:bCs/>
+        </w:rPr>
+        <w:t>pitnn_sigma.npy</w:t>
+      </w:r>
+      <w:r>
+        <w:t xml:space="preserve"> — An array of 8 standard deviations, one per input feature. After subtracting the mean, each feature is divided by its standard deviation. Without this step the model outputs nonsense because it was trained on normalised inputs.</w:t>
+      </w:r>
+    </w:p>
+    <w:p>
+      <w:r>
+        <w:t>The features in order are: [V1, V2, iL, φ1, φ2, φ3, Pref, V1·V2/V²nom]</w:t>
+      </w:r>
+    </w:p>
+    <w:p/>
+    <w:p/>
+    <w:p>
+      <w:r>
+        <w:rPr>
+          <w:b/>
+          <w:bCs/>
+        </w:rPr>
+        <w:t>pitnn_inspect_exports.py</w:t>
+      </w:r>
+      <w:r>
+        <w:t xml:space="preserve"> — Run this first. It reads the .npy files and prints the exact normalisation constants formatted for every target language: C++ arrays, Python arrays, MATLAB vectors, and JSON. Also verifies that pitnn_scripted.pt loads and produces valid output. Run with python pitnn_inspect_exports.py.</w:t>
+      </w:r>
+    </w:p>
+    <w:p>
+      <w:r>
+        <w:rPr>
+          <w:b/>
+          <w:bCs/>
+        </w:rPr>
+        <w:t>pitnn_inference.py</w:t>
+      </w:r>
+      <w:r>
+        <w:t xml:space="preserve"> — Option 1. Pure Python using TorchScript. Put it in the same folder as the three exported files and run python pitnn_inference.py. The PITNNInference class is what you import into your own code — call ctrl.step(V1, V2, iL, Pref) once per switching </w:t>
         <w:lastRenderedPageBreak/>
-        <w:t>The most complete demonstration mode. It connects the outer PI voltage controller to the PITNN inner modulation layer with the DABPhysics model acting as the plant — a simple capacitor-resistor load model updates V2 each cycle based on the power computed by the physics simulator. This reproduces the full closed-loop control architecture from the paper's Section III and lets you observe how V2 converges toward Vref over time, how the power reference ramps up as the voltage error closes, and whether ZVS is maintained throughout the transient. The printed table every 50 cycles shows Pref, phi3, actual delivered power, V2 voltage, and voltage error, giving a clear picture of the transient and steady-state behaviour before you connect real hardware.</w:t>
+        <w:t>cycle and get back (phi1, phi2, phi3) in radians. The phi3_to_delay_us() and phi1_to_duty_pct() methods handle unit conversion for your gate drive.</w:t>
+      </w:r>
+    </w:p>
+    <w:p>
+      <w:r>
+        <w:rPr>
+          <w:b/>
+          <w:bCs/>
+        </w:rPr>
+        <w:t>pitnn_onnx_inference.py</w:t>
+      </w:r>
+      <w:r>
+        <w:t xml:space="preserve"> — Option 3. Uses ONNX Runtime instead of PyTorch, making it compatible with Jetson TensorRT, Intel OpenVINO, Raspberry Pi, STM32, MATLAB, and LabVIEW. Requires pitnn_model.onnx which is generated by running python pitnn_deploy.py --mode export. Includes a benchmark function that measures inference latency over 100 calls and tells you whether it is fast enough for cycle-by-cycle control.</w:t>
+      </w:r>
+    </w:p>
+    <w:p>
+      <w:r>
+        <w:rPr>
+          <w:b/>
+          <w:bCs/>
+        </w:rPr>
+        <w:t>pitnn_inference.cpp</w:t>
+      </w:r>
+      <w:r>
+        <w:t xml:space="preserve"> — Option 2. C++ implementation using LibTorch. The normalisation constants from your actual .npy files are hard-coded directly into the MU[8] and SIGMA[8] arrays at the top — no runtime file loading required on the target hardware, making this suitable for embedded Linux boards where file I/O is a concern. The PITNNController class has the same step(), reset(), phi3_to_delay_us(), and phi1_to_duty_pct() interface as the Python version.</w:t>
+      </w:r>
+    </w:p>
+    <w:p>
+      <w:r>
+        <w:rPr>
+          <w:b/>
+          <w:bCs/>
+        </w:rPr>
+        <w:t>CMakeLists.txt</w:t>
+      </w:r>
+      <w:r>
+        <w:t xml:space="preserve"> — Build file for the C++ implementation. Point it at your LibTorch installation and it handles everything including copying the model files next to the executable and, on Windows, copying the LibTorch DLLs.</w:t>
       </w:r>
     </w:p>
     <w:p/>
-    <w:p>
-      <w:pPr>
-        <w:rPr>
-          <w:b/>
-          <w:bCs/>
-        </w:rPr>
-      </w:pPr>
-      <w:r>
-        <w:rPr>
-          <w:b/>
-          <w:bCs/>
-        </w:rPr>
-        <w:t xml:space="preserve">What Each </w:t>
-      </w:r>
-      <w:r>
-        <w:rPr>
-          <w:b/>
-          <w:bCs/>
-        </w:rPr>
-        <w:t xml:space="preserve">Exported </w:t>
-      </w:r>
-      <w:r>
-        <w:rPr>
-          <w:b/>
-          <w:bCs/>
-        </w:rPr>
-        <w:t>File Contains</w:t>
-      </w:r>
-    </w:p>
-    <w:p>
-      <w:r>
-        <w:rPr>
-          <w:b/>
-          <w:bCs/>
-        </w:rPr>
-        <w:t>pitnn_scripted.pt</w:t>
-      </w:r>
-      <w:r>
-        <w:t xml:space="preserve"> — The complete trained PITNN frozen as a TorchScript program. It contains the model architecture, all 564,609 trained weights, and the computation graph compiled into a format that runs without pitnn_dab.py being present. Think of it as a self-contained black box: input goes in, phase shifts come out.</w:t>
-      </w:r>
-    </w:p>
-    <w:p>
-      <w:r>
-        <w:rPr>
-          <w:b/>
-          <w:bCs/>
-        </w:rPr>
-        <w:t>pitnn_mu.npy</w:t>
-      </w:r>
-      <w:r>
-        <w:t xml:space="preserve"> — An array of 8 numbers, one mean value per input feature. Every sensor reading must have its corresponding mean subtracted before being fed into the model, exactly as the training data was normalised.</w:t>
-      </w:r>
-    </w:p>
-    <w:p>
-      <w:r>
-        <w:rPr>
-          <w:b/>
-          <w:bCs/>
-        </w:rPr>
-        <w:t>pitnn_sigma.npy</w:t>
-      </w:r>
-      <w:r>
-        <w:t xml:space="preserve"> — An array of 8 standard deviations, one per input feature. After subtracting the mean, each feature is divided by its standard deviation. Without this step the model outputs nonsense because it was trained on normalised inputs.</w:t>
-      </w:r>
-    </w:p>
-    <w:p>
-      <w:r>
-        <w:t>The features in order are: [V1, V2, iL, φ1, φ2, φ3, Pref, V1·V2/V²nom]</w:t>
-      </w:r>
-    </w:p>
     <w:p/>
     <w:p/>
     <w:sectPr>
